--- a/problem_sets/Problem Set 5.docx
+++ b/problem_sets/Problem Set 5.docx
@@ -544,16 +544,8 @@
         <w:rPr>
           <w:rFonts w:eastAsiaTheme="minorEastAsia"/>
         </w:rPr>
-        <w:t xml:space="preserve"> in dB at (</w:t>
-      </w:r>
-      <w:proofErr w:type="spellStart"/>
-      <w:r>
-        <w:rPr>
-          <w:rFonts w:eastAsiaTheme="minorEastAsia"/>
-        </w:rPr>
-        <w:t>i</w:t>
-      </w:r>
-      <w:proofErr w:type="spellEnd"/>
+        <w:t xml:space="preserve"> in dB at (i</w:t>
+      </w:r>
       <w:r>
         <w:rPr>
           <w:rFonts w:eastAsiaTheme="minorEastAsia"/>
@@ -2403,11 +2395,19 @@
           <w:rFonts w:eastAsiaTheme="minorEastAsia"/>
         </w:rPr>
       </w:pPr>
-      <w:r>
-        <w:rPr>
-          <w:rFonts w:eastAsiaTheme="minorEastAsia"/>
-        </w:rPr>
-        <w:t>compute the mapped digital pole and verify that it lies inside the unit circle</w:t>
+      <w:proofErr w:type="gramStart"/>
+      <w:r>
+        <w:rPr>
+          <w:rFonts w:eastAsiaTheme="minorEastAsia"/>
+        </w:rPr>
+        <w:t>compute</w:t>
+      </w:r>
+      <w:proofErr w:type="gramEnd"/>
+      <w:r>
+        <w:rPr>
+          <w:rFonts w:eastAsiaTheme="minorEastAsia"/>
+        </w:rPr>
+        <w:t xml:space="preserve"> the mapped digital pole and verify that it lies inside the unit circle</w:t>
       </w:r>
       <w:r>
         <w:rPr>
@@ -2471,21 +2471,7 @@
         <w:rPr>
           <w:rFonts w:eastAsiaTheme="minorEastAsia"/>
         </w:rPr>
-        <w:t xml:space="preserve"> form the an</w:t>
-      </w:r>
-      <w:proofErr w:type="spellStart"/>
-      <w:r>
-        <w:rPr>
-          <w:rFonts w:eastAsiaTheme="minorEastAsia"/>
-        </w:rPr>
-        <w:t>alog</w:t>
-      </w:r>
-      <w:proofErr w:type="spellEnd"/>
-      <w:r>
-        <w:rPr>
-          <w:rFonts w:eastAsiaTheme="minorEastAsia"/>
-        </w:rPr>
-        <w:t xml:space="preserve"> frequency </w:t>
+        <w:t xml:space="preserve"> form the analog frequency </w:t>
       </w:r>
       <m:oMath>
         <m:r>
@@ -2654,25 +2640,7 @@
           <w:bCs/>
         </w:rPr>
         <w:lastRenderedPageBreak/>
-        <w:t xml:space="preserve">4. </w:t>
-      </w:r>
-      <w:proofErr w:type="spellStart"/>
-      <w:r>
-        <w:rPr>
-          <w:rFonts w:eastAsiaTheme="minorEastAsia"/>
-          <w:b/>
-          <w:bCs/>
-        </w:rPr>
-        <w:t>Prewarping</w:t>
-      </w:r>
-      <w:proofErr w:type="spellEnd"/>
-      <w:r>
-        <w:rPr>
-          <w:rFonts w:eastAsiaTheme="minorEastAsia"/>
-          <w:b/>
-          <w:bCs/>
-        </w:rPr>
-        <w:t xml:space="preserve"> design exercise</w:t>
+        <w:t>4. Prewarping design exercise</w:t>
       </w:r>
     </w:p>
     <w:p>
@@ -2848,21 +2816,7 @@
         <w:rPr>
           <w:rFonts w:eastAsiaTheme="minorEastAsia"/>
         </w:rPr>
-        <w:t xml:space="preserve">(a) </w:t>
-      </w:r>
-      <w:proofErr w:type="spellStart"/>
-      <w:r>
-        <w:rPr>
-          <w:rFonts w:eastAsiaTheme="minorEastAsia"/>
-        </w:rPr>
-        <w:t>Prewarp</w:t>
-      </w:r>
-      <w:proofErr w:type="spellEnd"/>
-      <w:r>
-        <w:rPr>
-          <w:rFonts w:eastAsiaTheme="minorEastAsia"/>
-        </w:rPr>
-        <w:t xml:space="preserve"> both edges to analog frequencies </w:t>
+        <w:t xml:space="preserve">(a) Prewarp both edges to analog frequencies </w:t>
       </w:r>
       <m:oMath>
         <m:sSub>
@@ -3096,21 +3050,7 @@
         <w:rPr>
           <w:rFonts w:eastAsiaTheme="minorEastAsia"/>
         </w:rPr>
-        <w:t xml:space="preserve">(c) In Python, design the analog Butterworth prototype at the </w:t>
-      </w:r>
-      <w:proofErr w:type="spellStart"/>
-      <w:r>
-        <w:rPr>
-          <w:rFonts w:eastAsiaTheme="minorEastAsia"/>
-        </w:rPr>
-        <w:t>prewarped</w:t>
-      </w:r>
-      <w:proofErr w:type="spellEnd"/>
-      <w:r>
-        <w:rPr>
-          <w:rFonts w:eastAsiaTheme="minorEastAsia"/>
-        </w:rPr>
-        <w:t xml:space="preserve"> </w:t>
+        <w:t xml:space="preserve">(c) In Python, design the analog Butterworth prototype at the prewarped </w:t>
       </w:r>
       <m:oMath>
         <m:sSub>
@@ -3152,7 +3092,19 @@
         <w:rPr>
           <w:rFonts w:eastAsiaTheme="minorEastAsia"/>
         </w:rPr>
-        <w:t xml:space="preserve"> (or </w:t>
+        <w:t xml:space="preserve"> (</w:t>
+      </w:r>
+      <w:r>
+        <w:rPr>
+          <w:rFonts w:eastAsiaTheme="minorEastAsia"/>
+        </w:rPr>
+        <w:t>adjusted to</w:t>
+      </w:r>
+      <w:r>
+        <w:rPr>
+          <w:rFonts w:eastAsiaTheme="minorEastAsia"/>
+        </w:rPr>
+        <w:t xml:space="preserve"> </w:t>
       </w:r>
       <m:oMath>
         <m:sSub>
@@ -3194,7 +3146,13 @@
         <w:rPr>
           <w:rFonts w:eastAsiaTheme="minorEastAsia"/>
         </w:rPr>
-        <w:t>, your choice of convention)</w:t>
+        <w:t>, comment on why and how you did it</w:t>
+      </w:r>
+      <w:r>
+        <w:rPr>
+          <w:rFonts w:eastAsiaTheme="minorEastAsia"/>
+        </w:rPr>
+        <w:t>)</w:t>
       </w:r>
       <w:r>
         <w:rPr>
@@ -3202,61 +3160,75 @@
         </w:rPr>
         <w:t xml:space="preserve"> using </w:t>
       </w:r>
-      <w:proofErr w:type="spellStart"/>
       <w:r>
         <w:rPr>
           <w:rFonts w:ascii="Aptos Mono" w:eastAsiaTheme="minorEastAsia" w:hAnsi="Aptos Mono"/>
           <w:sz w:val="22"/>
           <w:szCs w:val="22"/>
         </w:rPr>
-        <w:t>scipy.signal.butter</w:t>
-      </w:r>
-      <w:proofErr w:type="spellEnd"/>
+        <w:t>scipy.signal.butter(</w:t>
+      </w:r>
       <w:r>
         <w:rPr>
           <w:rFonts w:ascii="Aptos Mono" w:eastAsiaTheme="minorEastAsia" w:hAnsi="Aptos Mono"/>
           <w:sz w:val="22"/>
           <w:szCs w:val="22"/>
         </w:rPr>
-        <w:t>(…, analog=True)</w:t>
-      </w:r>
-      <w:r>
-        <w:rPr>
-          <w:rFonts w:eastAsiaTheme="minorEastAsia"/>
-        </w:rPr>
-        <w:t xml:space="preserve">, then apply </w:t>
-      </w:r>
-      <w:proofErr w:type="spellStart"/>
+        <w:t>N,Wc</w:t>
+      </w:r>
       <w:r>
         <w:rPr>
           <w:rFonts w:ascii="Aptos Mono" w:eastAsiaTheme="minorEastAsia" w:hAnsi="Aptos Mono"/>
           <w:sz w:val="22"/>
           <w:szCs w:val="22"/>
         </w:rPr>
-        <w:t>scipy.signal.bilinear</w:t>
-      </w:r>
-      <w:proofErr w:type="spellEnd"/>
-      <w:r>
-        <w:rPr>
-          <w:rFonts w:eastAsiaTheme="minorEastAsia"/>
-        </w:rPr>
-        <w:t xml:space="preserve"> (or </w:t>
-      </w:r>
-      <w:proofErr w:type="spellStart"/>
+        <w:t>,analog=True)</w:t>
+      </w:r>
+      <w:r>
+        <w:rPr>
+          <w:rFonts w:eastAsiaTheme="minorEastAsia"/>
+        </w:rPr>
+        <w:t xml:space="preserve">, then apply </w:t>
+      </w:r>
       <w:r>
         <w:rPr>
           <w:rFonts w:ascii="Aptos Mono" w:eastAsiaTheme="minorEastAsia" w:hAnsi="Aptos Mono"/>
           <w:sz w:val="22"/>
           <w:szCs w:val="22"/>
         </w:rPr>
+        <w:t>scipy.signal.bilinear</w:t>
+      </w:r>
+      <w:r>
+        <w:rPr>
+          <w:rFonts w:eastAsiaTheme="minorEastAsia"/>
+        </w:rPr>
+        <w:t xml:space="preserve"> (or </w:t>
+      </w:r>
+      <w:r>
+        <w:rPr>
+          <w:rFonts w:ascii="Aptos Mono" w:eastAsiaTheme="minorEastAsia" w:hAnsi="Aptos Mono"/>
+          <w:sz w:val="22"/>
+          <w:szCs w:val="22"/>
+        </w:rPr>
         <w:t>bilinear_zpk</w:t>
       </w:r>
-      <w:proofErr w:type="spellEnd"/>
-      <w:r>
-        <w:rPr>
-          <w:rFonts w:eastAsiaTheme="minorEastAsia"/>
-        </w:rPr>
-        <w:t xml:space="preserve">) to obtain the digital filter. Plot the digital magnitude response and confirm the -1 dB and -30 dB points land at (approximately) </w:t>
+      <w:r>
+        <w:rPr>
+          <w:rFonts w:eastAsiaTheme="minorEastAsia"/>
+        </w:rPr>
+        <w:t>) to obtain the digital filter. Plot</w:t>
+      </w:r>
+      <w:r>
+        <w:rPr>
+          <w:rFonts w:eastAsiaTheme="minorEastAsia"/>
+        </w:rPr>
+        <w:t xml:space="preserve"> and label</w:t>
+      </w:r>
+      <w:r>
+        <w:rPr>
+          <w:rFonts w:eastAsiaTheme="minorEastAsia"/>
+        </w:rPr>
+        <w:t xml:space="preserve"> the digital magnitude response and confirm the -1 dB and -30 dB points land at (approximately) </w:t>
       </w:r>
       <m:oMath>
         <m:r>
@@ -3298,7 +3270,31 @@
         <w:rPr>
           <w:rFonts w:eastAsiaTheme="minorEastAsia"/>
         </w:rPr>
-        <w:t xml:space="preserve">(d) Compute and plot the group delay </w:t>
+        <w:t>(d) Compute</w:t>
+      </w:r>
+      <w:r>
+        <w:rPr>
+          <w:rFonts w:eastAsiaTheme="minorEastAsia"/>
+        </w:rPr>
+        <w:t>,</w:t>
+      </w:r>
+      <w:r>
+        <w:rPr>
+          <w:rFonts w:eastAsiaTheme="minorEastAsia"/>
+        </w:rPr>
+        <w:t xml:space="preserve"> plot</w:t>
+      </w:r>
+      <w:r>
+        <w:rPr>
+          <w:rFonts w:eastAsiaTheme="minorEastAsia"/>
+        </w:rPr>
+        <w:t xml:space="preserve"> and label</w:t>
+      </w:r>
+      <w:r>
+        <w:rPr>
+          <w:rFonts w:eastAsiaTheme="minorEastAsia"/>
+        </w:rPr>
+        <w:t xml:space="preserve"> the group delay </w:t>
       </w:r>
       <m:oMath>
         <m:sSub>
@@ -3354,7 +3350,6 @@
         </w:rPr>
         <w:t xml:space="preserve"> using </w:t>
       </w:r>
-      <w:proofErr w:type="spellStart"/>
       <w:r>
         <w:rPr>
           <w:rFonts w:ascii="Aptos Mono" w:eastAsiaTheme="minorEastAsia" w:hAnsi="Aptos Mono"/>
@@ -3363,7 +3358,6 @@
         </w:rPr>
         <w:t>scipy.signal.group_delay</w:t>
       </w:r>
-      <w:proofErr w:type="spellEnd"/>
       <w:r>
         <w:rPr>
           <w:rFonts w:eastAsiaTheme="minorEastAsia"/>
@@ -3382,21 +3376,7 @@
         <w:rPr>
           <w:rFonts w:eastAsiaTheme="minorEastAsia"/>
         </w:rPr>
-        <w:t xml:space="preserve">(e) Repeat the design in (c) without </w:t>
-      </w:r>
-      <w:proofErr w:type="spellStart"/>
-      <w:r>
-        <w:rPr>
-          <w:rFonts w:eastAsiaTheme="minorEastAsia"/>
-        </w:rPr>
-        <w:t>prewarping</w:t>
-      </w:r>
-      <w:proofErr w:type="spellEnd"/>
-      <w:r>
-        <w:rPr>
-          <w:rFonts w:eastAsiaTheme="minorEastAsia"/>
-        </w:rPr>
-        <w:t xml:space="preserve"> (i.e., using </w:t>
+        <w:t xml:space="preserve">(e) Repeat the design in (c) without prewarping (i.e., using </w:t>
       </w:r>
       <m:oMath>
         <m:sSub>

--- a/problem_sets/Problem Set 5.docx
+++ b/problem_sets/Problem Set 5.docx
@@ -2395,19 +2395,11 @@
           <w:rFonts w:eastAsiaTheme="minorEastAsia"/>
         </w:rPr>
       </w:pPr>
-      <w:proofErr w:type="gramStart"/>
-      <w:r>
-        <w:rPr>
-          <w:rFonts w:eastAsiaTheme="minorEastAsia"/>
-        </w:rPr>
-        <w:t>compute</w:t>
-      </w:r>
-      <w:proofErr w:type="gramEnd"/>
-      <w:r>
-        <w:rPr>
-          <w:rFonts w:eastAsiaTheme="minorEastAsia"/>
-        </w:rPr>
-        <w:t xml:space="preserve"> the mapped digital pole and verify that it lies inside the unit circle</w:t>
+      <w:r>
+        <w:rPr>
+          <w:rFonts w:eastAsiaTheme="minorEastAsia"/>
+        </w:rPr>
+        <w:t>compute the mapped digital pole and verify that it lies inside the unit circle</w:t>
       </w:r>
       <w:r>
         <w:rPr>
@@ -2471,7 +2463,19 @@
         <w:rPr>
           <w:rFonts w:eastAsiaTheme="minorEastAsia"/>
         </w:rPr>
-        <w:t xml:space="preserve"> form the analog frequency </w:t>
+        <w:t xml:space="preserve"> fr</w:t>
+      </w:r>
+      <w:r>
+        <w:rPr>
+          <w:rFonts w:eastAsiaTheme="minorEastAsia"/>
+        </w:rPr>
+        <w:t>o</w:t>
+      </w:r>
+      <w:r>
+        <w:rPr>
+          <w:rFonts w:eastAsiaTheme="minorEastAsia"/>
+        </w:rPr>
+        <w:t xml:space="preserve">m the analog frequency </w:t>
       </w:r>
       <m:oMath>
         <m:r>
